--- a/resumes/software-architect/resume.docx
+++ b/resumes/software-architect/resume.docx
@@ -109,7 +109,7 @@
         <w:t xml:space="preserve">•  </w:t>
       </w:r>
       <w:r>
-        <w:t>Designed and delivered Java and Spring Boot services across a microservices architecture of nearly 20 running services.</w:t>
+        <w:t>Designed and delivered Java and Spring Boot services across a microservices architecture of nearly 25 running services.</w:t>
       </w:r>
     </w:p>
     <w:p>
@@ -303,7 +303,7 @@
         <w:t xml:space="preserve">•  </w:t>
       </w:r>
       <w:r>
-        <w:t>Design and implement secure, scalable Java, Spring Boot, Hibernate, and REST API services across a microservices architecture of nearly 20 running services.</w:t>
+        <w:t>Design and implement secure, scalable Java, Spring Boot, Hibernate, and REST API services across a microservices architecture of nearly 25 running services.</w:t>
       </w:r>
     </w:p>
     <w:p>

--- a/resumes/software-architect/resume.docx
+++ b/resumes/software-architect/resume.docx
@@ -58,7 +58,7 @@
           <w:color w:val="525860"/>
           <w:sz w:val="18"/>
         </w:rPr>
-        <w:t>LinkedIn: www.linkedin.com/in/sadmansobhan | Website: www.sadmansobhan.com</w:t>
+        <w:t>LinkedIn: www.linkedin.com/in/sadmansobhan | Website: www.sadmansobhan.com | GitHub: github.com/imran110219</w:t>
       </w:r>
     </w:p>
     <w:p>

--- a/resumes/software-architect/resume.docx
+++ b/resumes/software-architect/resume.docx
@@ -251,11 +251,6 @@
       </w:r>
       <w:r>
         <w:t>Security &amp; Platform: Keycloak, Authentication, Authorization, Data Privacy, Data Integrity, Kubernetes</w:t>
-      </w:r>
-    </w:p>
-    <w:p>
-      <w:r>
-        <w:br w:type="page"/>
       </w:r>
     </w:p>
     <w:p>
@@ -558,7 +553,7 @@
         <w:keepLines/>
       </w:pPr>
       <w:r>
-        <w:t>Bachelor of Science in Computer Science and Engineering, Khulna University | 2011 - 2016</w:t>
+        <w:t>Khulna University | Bachelor of Science (B.Sc.) in Computer Science and Engineering | 2011–2016</w:t>
       </w:r>
     </w:p>
     <w:sectPr>

--- a/resumes/software-architect/resume.docx
+++ b/resumes/software-architect/resume.docx
@@ -298,7 +298,23 @@
         <w:t xml:space="preserve">•  </w:t>
       </w:r>
       <w:r>
-        <w:t>Design and implement secure, scalable Java, Spring Boot, Hibernate, and REST API services across a microservices architecture of nearly 25 running services.</w:t>
+        <w:t>Key technologies: Java, Spring Boot, Hibernate, REST APIs, Docker, Kubernetes, Keycloak.</w:t>
+      </w:r>
+    </w:p>
+    <w:p>
+      <w:pPr>
+        <w:spacing w:after="36" w:line="245" w:lineRule="auto"/>
+        <w:ind w:left="245" w:hanging="187"/>
+        <w:keepLines/>
+      </w:pPr>
+      <w:r>
+        <w:rPr>
+          <w:color w:val="1B375C"/>
+        </w:rPr>
+        <w:t xml:space="preserve">•  </w:t>
+      </w:r>
+      <w:r>
+        <w:t>Designed service interactions and REST API contracts across a microservices architecture of nearly 25 services, delivering secure, scalable Java and Spring Boot services.</w:t>
       </w:r>
     </w:p>
     <w:p>
@@ -346,7 +362,7 @@
         <w:t xml:space="preserve">•  </w:t>
       </w:r>
       <w:r>
-        <w:t>Contribute to grooming, planning, implementation guidance, and code reviews as backend team lead within a 30-person development team.</w:t>
+        <w:t>Led backend engineering activities, including task allocation, grooming, planning, implementation guidance, and code reviews within a 30-person development team.</w:t>
       </w:r>
     </w:p>
     <w:p>

--- a/resumes/software-architect/resume.docx
+++ b/resumes/software-architect/resume.docx
@@ -125,39 +125,7 @@
         <w:t xml:space="preserve">•  </w:t>
       </w:r>
       <w:r>
-        <w:t>Helped support an internal election-management platform used by 50,000 users alongside a public-facing application.</w:t>
-      </w:r>
-    </w:p>
-    <w:p>
-      <w:pPr>
-        <w:spacing w:after="36" w:line="245" w:lineRule="auto"/>
-        <w:ind w:left="245" w:hanging="187"/>
-        <w:keepLines/>
-      </w:pPr>
-      <w:r>
-        <w:rPr>
-          <w:color w:val="1B375C"/>
-        </w:rPr>
-        <w:t xml:space="preserve">•  </w:t>
-      </w:r>
-      <w:r>
         <w:t>Designed the database schema for an exam-management platform and improved response time by 30% through Redis caching and backend optimization.</w:t>
-      </w:r>
-    </w:p>
-    <w:p>
-      <w:pPr>
-        <w:spacing w:after="36" w:line="245" w:lineRule="auto"/>
-        <w:ind w:left="245" w:hanging="187"/>
-        <w:keepLines/>
-      </w:pPr>
-      <w:r>
-        <w:rPr>
-          <w:color w:val="1B375C"/>
-        </w:rPr>
-        <w:t xml:space="preserve">•  </w:t>
-      </w:r>
-      <w:r>
-        <w:t>Contributed to National Electronic Government Procurement System workflows involving relational data, large-file handling, privacy, and integrity.</w:t>
       </w:r>
     </w:p>
     <w:p>
@@ -283,22 +251,6 @@
       </w:pPr>
       <w:r>
         <w:t>Dhaka, Bangladesh | August 2023 - Present</w:t>
-      </w:r>
-    </w:p>
-    <w:p>
-      <w:pPr>
-        <w:spacing w:after="36" w:line="245" w:lineRule="auto"/>
-        <w:ind w:left="245" w:hanging="187"/>
-        <w:keepLines/>
-      </w:pPr>
-      <w:r>
-        <w:rPr>
-          <w:color w:val="1B375C"/>
-        </w:rPr>
-        <w:t xml:space="preserve">•  </w:t>
-      </w:r>
-      <w:r>
-        <w:t>Key technologies: Java, Spring Boot, Hibernate, REST APIs, Docker, Kubernetes, Keycloak.</w:t>
       </w:r>
     </w:p>
     <w:p>
@@ -513,41 +465,6 @@
       </w:r>
       <w:r>
         <w:t>Collaborated with stakeholders, customers, and product teams through iterative, agile delivery practices.</w:t>
-      </w:r>
-    </w:p>
-    <w:p>
-      <w:pPr>
-        <w:pStyle w:val="DesignedSubsection"/>
-        <w:spacing w:before="90" w:after="10"/>
-        <w:keepNext/>
-      </w:pPr>
-      <w:r>
-        <w:t>Jaliks Soft IT Limited - .NET Developer</w:t>
-      </w:r>
-    </w:p>
-    <w:p>
-      <w:pPr>
-        <w:spacing w:after="40"/>
-        <w:keepLines/>
-      </w:pPr>
-      <w:r>
-        <w:t>Khulna, Bangladesh | February 2016 - June 2016</w:t>
-      </w:r>
-    </w:p>
-    <w:p>
-      <w:pPr>
-        <w:spacing w:after="36" w:line="245" w:lineRule="auto"/>
-        <w:ind w:left="245" w:hanging="187"/>
-        <w:keepLines/>
-      </w:pPr>
-      <w:r>
-        <w:rPr>
-          <w:color w:val="1B375C"/>
-        </w:rPr>
-        <w:t xml:space="preserve">•  </w:t>
-      </w:r>
-      <w:r>
-        <w:t>Implemented features and resolved defects for a large-scale education application using ASP.NET, C#, and SQL Server.</w:t>
       </w:r>
     </w:p>
     <w:p>

--- a/resumes/software-architect/resume.docx
+++ b/resumes/software-architect/resume.docx
@@ -41,7 +41,7 @@
           <w:color w:val="525860"/>
           <w:sz w:val="18"/>
         </w:rPr>
-        <w:t>Dhaka, Bangladesh | +8801912070224 | imran110219@gmail.com</w:t>
+        <w:t>Dhaka, Bangladesh | Contact via LinkedIn</w:t>
       </w:r>
     </w:p>
     <w:p>
@@ -109,7 +109,7 @@
         <w:t xml:space="preserve">•  </w:t>
       </w:r>
       <w:r>
-        <w:t>Designed and delivered Java and Spring Boot services across a microservices architecture of nearly 25 running services.</w:t>
+        <w:t>Contributed to backend design and delivery across an election platform comprising nearly 25 running services.</w:t>
       </w:r>
     </w:p>
     <w:p>
@@ -266,7 +266,7 @@
         <w:t xml:space="preserve">•  </w:t>
       </w:r>
       <w:r>
-        <w:t>Designed service interactions and REST API contracts across a microservices architecture of nearly 25 services, delivering secure, scalable Java and Spring Boot services.</w:t>
+        <w:t>Design service interactions and REST API contracts across a microservices architecture of nearly 25 services, delivering secure, scalable Java and Spring Boot services.</w:t>
       </w:r>
     </w:p>
     <w:p>
@@ -282,7 +282,7 @@
         <w:t xml:space="preserve">•  </w:t>
       </w:r>
       <w:r>
-        <w:t>Help deliver an internal system supporting 50,000 users alongside a public-facing application that does not require authentication.</w:t>
+        <w:t>Contribute to delivery of an internal system reported to support 50,000 users alongside a public-facing application that does not require authentication.</w:t>
       </w:r>
     </w:p>
     <w:p>
@@ -298,7 +298,7 @@
         <w:t xml:space="preserve">•  </w:t>
       </w:r>
       <w:r>
-        <w:t>Support Kubernetes deployments to the organization's self-managed data center and digitized election-result workflows previously dependent on paperwork and physical result delivery.</w:t>
+        <w:t>Support Kubernetes deployments to the organization's self-managed data center and digitize election-result workflows previously dependent on paperwork and physical result delivery.</w:t>
       </w:r>
     </w:p>
     <w:p>
@@ -314,7 +314,7 @@
         <w:t xml:space="preserve">•  </w:t>
       </w:r>
       <w:r>
-        <w:t>Led backend engineering activities, including task allocation, grooming, planning, implementation guidance, and code reviews within a 30-person development team.</w:t>
+        <w:t>Lead backend engineering activities, including task allocation, grooming, planning, implementation guidance, and code reviews within a 30-person development team.</w:t>
       </w:r>
     </w:p>
     <w:p>
@@ -381,7 +381,7 @@
         <w:t xml:space="preserve">•  </w:t>
       </w:r>
       <w:r>
-        <w:t>Built a real-time administrator dashboard that contributed to a 40% increase in system usage and user satisfaction.</w:t>
+        <w:t>Built a real-time administrator dashboard associated with a reported 40% increase in system usage.</w:t>
       </w:r>
     </w:p>
     <w:p>

--- a/resumes/software-architect/resume.docx
+++ b/resumes/software-architect/resume.docx
@@ -27,7 +27,7 @@
           <w:color w:val="1B375C"/>
           <w:sz w:val="20"/>
         </w:rPr>
-        <w:t>Software Architect | Java | Distributed Systems | API &amp; Data Architecture</w:t>
+        <w:t>Senior Backend Engineer | Software Architecture | Distributed Systems</w:t>
       </w:r>
     </w:p>
     <w:p>
@@ -80,7 +80,7 @@
         <w:keepLines/>
       </w:pPr>
       <w:r>
-        <w:t>Backend and distributed-systems engineer with 9+ years of experience designing secure, scalable services for government, education, healthcare, and enterprise domains. Strong in Java, Spring Boot, API design, PostgreSQL, data modeling, authentication, authorization, performance optimization, and pragmatic architecture decisions that support long-term maintainability.</w:t>
+        <w:t>Senior Backend Engineer with 9+ years of experience designing secure, scalable backend systems across government, education, healthcare, and enterprise domains. Focused on software architecture through service interaction design, REST API contracts, data modeling, authorization, distributed reporting workflows, performance optimization, and pragmatic decisions that support maintainability and scalability.</w:t>
       </w:r>
     </w:p>
     <w:p>
@@ -109,7 +109,7 @@
         <w:t xml:space="preserve">•  </w:t>
       </w:r>
       <w:r>
-        <w:t>Contributed to backend design and delivery across an election platform comprising nearly 25 running services.</w:t>
+        <w:t>Designed service interactions and REST API contracts for candidate, nomination, reporting, payment, identity-verification, and master-data workflows.</w:t>
       </w:r>
     </w:p>
     <w:p>
@@ -125,7 +125,7 @@
         <w:t xml:space="preserve">•  </w:t>
       </w:r>
       <w:r>
-        <w:t>Designed the database schema for an exam-management platform and improved response time by 30% through Redis caching and backend optimization.</w:t>
+        <w:t>Designed reporting workflows that consolidate data across distributed services to generate official nomination, candidate, schedule, and result documents.</w:t>
       </w:r>
     </w:p>
     <w:p>
@@ -141,7 +141,23 @@
         <w:t xml:space="preserve">•  </w:t>
       </w:r>
       <w:r>
-        <w:t>Participated in technical planning, design discussions, and code reviews within a 30-person development team.</w:t>
+        <w:t>Strengthened workflow validation and role-based authorization for security-sensitive election state transitions.</w:t>
+      </w:r>
+    </w:p>
+    <w:p>
+      <w:pPr>
+        <w:spacing w:after="36" w:line="245" w:lineRule="auto"/>
+        <w:ind w:left="245" w:hanging="187"/>
+        <w:keepLines/>
+      </w:pPr>
+      <w:r>
+        <w:rPr>
+          <w:color w:val="1B375C"/>
+        </w:rPr>
+        <w:t xml:space="preserve">•  </w:t>
+      </w:r>
+      <w:r>
+        <w:t>Designed the database schema for an exam-management platform and improved backend response time by 30% using Redis caching and performance optimization.</w:t>
       </w:r>
     </w:p>
     <w:p>
@@ -170,7 +186,7 @@
         <w:t xml:space="preserve">•  </w:t>
       </w:r>
       <w:r>
-        <w:t>Architecture: Distributed Systems, Microservices, Backend Architecture, API Design, System Design</w:t>
+        <w:t>Architecture: Service Interaction Design, Distributed Systems, Microservices, REST API Contracts, Data Modeling, System Design</w:t>
       </w:r>
     </w:p>
     <w:p>
@@ -222,6 +238,11 @@
       </w:r>
     </w:p>
     <w:p>
+      <w:r>
+        <w:br w:type="page"/>
+      </w:r>
+    </w:p>
+    <w:p>
       <w:pPr>
         <w:pStyle w:val="DesignedSection"/>
         <w:spacing w:before="140" w:after="60"/>
@@ -266,7 +287,7 @@
         <w:t xml:space="preserve">•  </w:t>
       </w:r>
       <w:r>
-        <w:t>Design service interactions and REST API contracts across a microservices architecture of nearly 25 services, delivering secure, scalable Java and Spring Boot services.</w:t>
+        <w:t>Designed service interactions and REST API contracts for candidate review, nomination lifecycle, verification, status-transition, payment-linked submission, identity-verification, and master-data workflows across a microservices platform of nearly 25 running services.</w:t>
       </w:r>
     </w:p>
     <w:p>
@@ -282,7 +303,7 @@
         <w:t xml:space="preserve">•  </w:t>
       </w:r>
       <w:r>
-        <w:t>Contribute to delivery of an internal system reported to support 50,000 users alongside a public-facing application that does not require authentication.</w:t>
+        <w:t>Designed a reporting service workflow that consolidates data from distributed services to generate official nomination, candidate, schedule, and result PDF documents.</w:t>
       </w:r>
     </w:p>
     <w:p>
@@ -298,7 +319,7 @@
         <w:t xml:space="preserve">•  </w:t>
       </w:r>
       <w:r>
-        <w:t>Support Kubernetes deployments to the organization's self-managed data center and digitize election-result workflows previously dependent on paperwork and physical result delivery.</w:t>
+        <w:t>Strengthened workflow validation and Keycloak-backed role-based authorization for sensitive nomination forms, payment completion, candidate disclosures, final submission, and election state transitions.</w:t>
       </w:r>
     </w:p>
     <w:p>
@@ -314,7 +335,23 @@
         <w:t xml:space="preserve">•  </w:t>
       </w:r>
       <w:r>
-        <w:t>Lead backend engineering activities, including task allocation, grooming, planning, implementation guidance, and code reviews within a 30-person development team.</w:t>
+        <w:t>Coordinated SMS, payment, identity-verification, master-data, and reporting integrations; translated operational requirements into service interactions, API contracts, data models, and rollout plans.</w:t>
+      </w:r>
+    </w:p>
+    <w:p>
+      <w:pPr>
+        <w:spacing w:after="36" w:line="245" w:lineRule="auto"/>
+        <w:ind w:left="245" w:hanging="187"/>
+        <w:keepLines/>
+      </w:pPr>
+      <w:r>
+        <w:rPr>
+          <w:color w:val="1B375C"/>
+        </w:rPr>
+        <w:t xml:space="preserve">•  </w:t>
+      </w:r>
+      <w:r>
+        <w:t>Contributed to approximately 30 deployments by writing Dockerfiles and diagnosing deployment failures in a self-managed Kubernetes data center.</w:t>
       </w:r>
     </w:p>
     <w:p>
@@ -349,7 +386,7 @@
         <w:t xml:space="preserve">•  </w:t>
       </w:r>
       <w:r>
-        <w:t>Led development of an exam management system using Java, Spring Boot, PostgreSQL, Flutter, and Crystal Reports; analyzed requirements and designed its database schema.</w:t>
+        <w:t>Translated exam-administration requirements into a database schema and backend workflows using Java, Spring Boot, PostgreSQL, Flutter, and Crystal Reports.</w:t>
       </w:r>
     </w:p>
     <w:p>
@@ -365,7 +402,7 @@
         <w:t xml:space="preserve">•  </w:t>
       </w:r>
       <w:r>
-        <w:t>Reduced system response time by 30% through Redis caching and backend performance improvements.</w:t>
+        <w:t>Improved response time by 30% using Redis caching and backend performance optimization for a production platform serving 2,500+ administrators, 1,000 invigilators, and 1,000 examinees.</w:t>
       </w:r>
     </w:p>
     <w:p>
@@ -381,23 +418,7 @@
         <w:t xml:space="preserve">•  </w:t>
       </w:r>
       <w:r>
-        <w:t>Built a real-time administrator dashboard associated with a reported 40% increase in system usage.</w:t>
-      </w:r>
-    </w:p>
-    <w:p>
-      <w:pPr>
-        <w:spacing w:after="36" w:line="245" w:lineRule="auto"/>
-        <w:ind w:left="245" w:hanging="187"/>
-        <w:keepLines/>
-      </w:pPr>
-      <w:r>
-        <w:rPr>
-          <w:color w:val="1B375C"/>
-        </w:rPr>
-        <w:t xml:space="preserve">•  </w:t>
-      </w:r>
-      <w:r>
-        <w:t>Supported a production system used by 2,500+ administrators, 1,000 invigilators, and 1,000 examinees, including registration and payment management for nearly 30,000 students.</w:t>
+        <w:t>Designed backend support for online registration and payment management for nearly 30,000 students.</w:t>
       </w:r>
     </w:p>
     <w:p>
@@ -432,7 +453,7 @@
         <w:t xml:space="preserve">•  </w:t>
       </w:r>
       <w:r>
-        <w:t>Implemented features and resolved defects for the National Electronic Government Procurement System while preserving data privacy and integrity.</w:t>
+        <w:t>Contributed to relational data modeling, large-file upload capabilities, and enterprise workflow features for the National Electronic Government Procurement System while preserving data privacy and integrity.</w:t>
       </w:r>
     </w:p>
     <w:p>
@@ -448,23 +469,7 @@
         <w:t xml:space="preserve">•  </w:t>
       </w:r>
       <w:r>
-        <w:t>Contributed to relational data modeling, large-file upload capabilities, and enterprise workflow features.</w:t>
-      </w:r>
-    </w:p>
-    <w:p>
-      <w:pPr>
-        <w:spacing w:after="36" w:line="245" w:lineRule="auto"/>
-        <w:ind w:left="245" w:hanging="187"/>
-        <w:keepLines/>
-      </w:pPr>
-      <w:r>
-        <w:rPr>
-          <w:color w:val="1B375C"/>
-        </w:rPr>
-        <w:t xml:space="preserve">•  </w:t>
-      </w:r>
-      <w:r>
-        <w:t>Collaborated with stakeholders, customers, and product teams through iterative, agile delivery practices.</w:t>
+        <w:t>Translated stakeholder and operational requirements into maintainable product improvements through iterative, agile delivery practices.</w:t>
       </w:r>
     </w:p>
     <w:p>

--- a/resumes/software-architect/resume.docx
+++ b/resumes/software-architect/resume.docx
@@ -238,11 +238,6 @@
       </w:r>
     </w:p>
     <w:p>
-      <w:r>
-        <w:br w:type="page"/>
-      </w:r>
-    </w:p>
-    <w:p>
       <w:pPr>
         <w:pStyle w:val="DesignedSection"/>
         <w:spacing w:before="140" w:after="60"/>
@@ -470,6 +465,57 @@
       </w:r>
       <w:r>
         <w:t>Translated stakeholder and operational requirements into maintainable product improvements through iterative, agile delivery practices.</w:t>
+      </w:r>
+    </w:p>
+    <w:p>
+      <w:pPr>
+        <w:pStyle w:val="DesignedSubsection"/>
+        <w:spacing w:before="90" w:after="10"/>
+        <w:keepNext/>
+      </w:pPr>
+      <w:r>
+        <w:t>Jaliks Soft IT Limited - .NET Developer</w:t>
+      </w:r>
+    </w:p>
+    <w:p>
+      <w:pPr>
+        <w:spacing w:after="40"/>
+        <w:keepLines/>
+      </w:pPr>
+      <w:r>
+        <w:t>Khulna, Bangladesh | February 2016 - June 2016</w:t>
+      </w:r>
+    </w:p>
+    <w:p>
+      <w:pPr>
+        <w:spacing w:after="36" w:line="245" w:lineRule="auto"/>
+        <w:ind w:left="245" w:hanging="187"/>
+        <w:keepLines/>
+      </w:pPr>
+      <w:r>
+        <w:rPr>
+          <w:color w:val="1B375C"/>
+        </w:rPr>
+        <w:t xml:space="preserve">•  </w:t>
+      </w:r>
+      <w:r>
+        <w:t>Implemented features and resolved defects for a large-scale education application using ASP.NET, C#, and SQL Server.</w:t>
+      </w:r>
+    </w:p>
+    <w:p>
+      <w:pPr>
+        <w:spacing w:after="36" w:line="245" w:lineRule="auto"/>
+        <w:ind w:left="245" w:hanging="187"/>
+        <w:keepLines/>
+      </w:pPr>
+      <w:r>
+        <w:rPr>
+          <w:color w:val="1B375C"/>
+        </w:rPr>
+        <w:t xml:space="preserve">•  </w:t>
+      </w:r>
+      <w:r>
+        <w:t>Developed and maintained SQL Server database components, including stored procedures, triggers, and views.</w:t>
       </w:r>
     </w:p>
     <w:p>

--- a/resumes/software-architect/resume.docx
+++ b/resumes/software-architect/resume.docx
@@ -263,6 +263,7 @@
     <w:p>
       <w:pPr>
         <w:spacing w:after="40"/>
+        <w:keepNext/>
         <w:keepLines/>
       </w:pPr>
       <w:r>
@@ -362,6 +363,7 @@
     <w:p>
       <w:pPr>
         <w:spacing w:after="40"/>
+        <w:keepNext/>
         <w:keepLines/>
       </w:pPr>
       <w:r>
@@ -429,6 +431,7 @@
     <w:p>
       <w:pPr>
         <w:spacing w:after="40"/>
+        <w:keepNext/>
         <w:keepLines/>
       </w:pPr>
       <w:r>
@@ -480,6 +483,7 @@
     <w:p>
       <w:pPr>
         <w:spacing w:after="40"/>
+        <w:keepNext/>
         <w:keepLines/>
       </w:pPr>
       <w:r>
@@ -499,7 +503,30 @@
         <w:t xml:space="preserve">•  </w:t>
       </w:r>
       <w:r>
-        <w:t>Implemented features and resolved defects for a large-scale education application using ASP.NET, C#, and SQL Server.</w:t>
+        <w:t>Implemented and maintained a large-scale education application using ASP.NET, C#, and SQL Server, including stored procedures, triggers, and views.</w:t>
+      </w:r>
+    </w:p>
+    <w:p>
+      <w:pPr>
+        <w:pStyle w:val="DesignedSection"/>
+        <w:spacing w:before="140" w:after="60"/>
+        <w:pBdr>
+          <w:bottom w:val="single" w:sz="8" w:space="5" w:color="1B375C"/>
+        </w:pBdr>
+        <w:keepNext/>
+      </w:pPr>
+      <w:r>
+        <w:t>PERSONAL PROJECTS</w:t>
+      </w:r>
+    </w:p>
+    <w:p>
+      <w:pPr>
+        <w:pStyle w:val="DesignedSubsection"/>
+        <w:spacing w:before="90" w:after="10"/>
+        <w:keepNext/>
+      </w:pPr>
+      <w:r>
+        <w:t>Open-Care | Java, Spring Boot, PostgreSQL, Next.js</w:t>
       </w:r>
     </w:p>
     <w:p>
@@ -515,7 +542,33 @@
         <w:t xml:space="preserve">•  </w:t>
       </w:r>
       <w:r>
-        <w:t>Developed and maintained SQL Server database components, including stored procedures, triggers, and views.</w:t>
+        <w:t>Lead contributor to an open-source healthcare-information platform; built a documented Spring Boot REST API with Redis, Keycloak authorization, MinIO, Liquibase, and Docker.</w:t>
+      </w:r>
+    </w:p>
+    <w:p>
+      <w:pPr>
+        <w:pStyle w:val="DesignedSubsection"/>
+        <w:spacing w:before="90" w:after="10"/>
+        <w:keepNext/>
+      </w:pPr>
+      <w:r>
+        <w:t>FactLens | Next.js, Strapi, PostgreSQL, Cloudflare</w:t>
+      </w:r>
+    </w:p>
+    <w:p>
+      <w:pPr>
+        <w:spacing w:after="36" w:line="245" w:lineRule="auto"/>
+        <w:ind w:left="245" w:hanging="187"/>
+        <w:keepLines/>
+      </w:pPr>
+      <w:r>
+        <w:rPr>
+          <w:color w:val="1B375C"/>
+        </w:rPr>
+        <w:t xml:space="preserve">•  </w:t>
+      </w:r>
+      <w:r>
+        <w:t>Built and deployed the full-stack editorial platform, including the frontend, Strapi backend and content APIs, PostgreSQL database, and Cloudflare file storage.</w:t>
       </w:r>
     </w:p>
     <w:p>

--- a/resumes/software-architect/resume.docx
+++ b/resumes/software-architect/resume.docx
@@ -202,7 +202,7 @@
         <w:t xml:space="preserve">•  </w:t>
       </w:r>
       <w:r>
-        <w:t>Backend: Java, Spring Boot, Hibernate, REST APIs</w:t>
+        <w:t>Backend: Java, Spring Boot, Hibernate, REST APIs, RabbitMQ</w:t>
       </w:r>
     </w:p>
     <w:p>
@@ -234,7 +234,7 @@
         <w:t xml:space="preserve">•  </w:t>
       </w:r>
       <w:r>
-        <w:t>Security &amp; Platform: Keycloak, Authentication, Authorization, Data Privacy, Data Integrity, Kubernetes</w:t>
+        <w:t>Security &amp; Platform: Keycloak, Authentication, Authorization, Data Privacy, Data Integrity, Kubernetes, Nginx, CI/CD, GitHub Actions</w:t>
       </w:r>
     </w:p>
     <w:p>
@@ -347,6 +347,22 @@
         <w:t xml:space="preserve">•  </w:t>
       </w:r>
       <w:r>
+        <w:t>Used RabbitMQ for election-management workflows and CI/CD pipelines, including GitHub Actions, across projects.</w:t>
+      </w:r>
+    </w:p>
+    <w:p>
+      <w:pPr>
+        <w:spacing w:after="36" w:line="245" w:lineRule="auto"/>
+        <w:ind w:left="245" w:hanging="187"/>
+        <w:keepLines/>
+      </w:pPr>
+      <w:r>
+        <w:rPr>
+          <w:color w:val="1B375C"/>
+        </w:rPr>
+        <w:t xml:space="preserve">•  </w:t>
+      </w:r>
+      <w:r>
         <w:t>Contributed to approximately 30 deployments by writing Dockerfiles and diagnosing deployment failures in a self-managed Kubernetes data center.</w:t>
       </w:r>
     </w:p>
@@ -416,6 +432,22 @@
       </w:r>
       <w:r>
         <w:t>Designed backend support for online registration and payment management for nearly 30,000 students.</w:t>
+      </w:r>
+    </w:p>
+    <w:p>
+      <w:pPr>
+        <w:spacing w:after="36" w:line="245" w:lineRule="auto"/>
+        <w:ind w:left="245" w:hanging="187"/>
+        <w:keepLines/>
+      </w:pPr>
+      <w:r>
+        <w:rPr>
+          <w:color w:val="1B375C"/>
+        </w:rPr>
+        <w:t xml:space="preserve">•  </w:t>
+      </w:r>
+      <w:r>
+        <w:t>Used Jenkins for CI/CD and Locust for load testing.</w:t>
       </w:r>
     </w:p>
     <w:p>

--- a/resumes/software-architect/resume.docx
+++ b/resumes/software-architect/resume.docx
@@ -348,6 +348,38 @@
       </w:r>
       <w:r>
         <w:t>Used RabbitMQ for election-management workflows and CI/CD pipelines, including GitHub Actions, across projects.</w:t>
+      </w:r>
+    </w:p>
+    <w:p>
+      <w:pPr>
+        <w:spacing w:after="36" w:line="245" w:lineRule="auto"/>
+        <w:ind w:left="245" w:hanging="187"/>
+        <w:keepLines/>
+      </w:pPr>
+      <w:r>
+        <w:rPr>
+          <w:color w:val="1B375C"/>
+        </w:rPr>
+        <w:t xml:space="preserve">•  </w:t>
+      </w:r>
+      <w:r>
+        <w:t>Implemented application-level routing of center and polling-personnel search reads to PostgreSQL read replicas, improving search responsiveness and reducing load on the primary transactional database.</w:t>
+      </w:r>
+    </w:p>
+    <w:p>
+      <w:pPr>
+        <w:spacing w:after="36" w:line="245" w:lineRule="auto"/>
+        <w:ind w:left="245" w:hanging="187"/>
+        <w:keepLines/>
+      </w:pPr>
+      <w:r>
+        <w:rPr>
+          <w:color w:val="1B375C"/>
+        </w:rPr>
+        <w:t xml:space="preserve">•  </w:t>
+      </w:r>
+      <w:r>
+        <w:t>Configured SonarQube quality gates and Trivy dependency-vulnerability scanning in CI/CD, identifying and remediating critical and high-severity dependency vulnerabilities before release.</w:t>
       </w:r>
     </w:p>
     <w:p>

--- a/resumes/software-architect/resume.docx
+++ b/resumes/software-architect/resume.docx
@@ -41,7 +41,7 @@
           <w:color w:val="525860"/>
           <w:sz w:val="18"/>
         </w:rPr>
-        <w:t>Dhaka, Bangladesh | Contact via LinkedIn</w:t>
+        <w:t>Dhaka, Bangladesh | +8801912070224 | sadmansobhan@gmail.com</w:t>
       </w:r>
     </w:p>
     <w:p>
